--- a/downloads/sop-starter-template.docx
+++ b/downloads/sop-starter-template.docx
@@ -423,7 +423,7 @@
         <w:t>Want the processes built for you, not just documented?</w:t>
       </w:r>
       <w:r>
-        <w:t xml:space="preserve"> Business Plans Plus installs the operating system behind growth-stage service businesses. Start with a Business Systems Audit at buildwithbpp.com.</w:t>
+        <w:t xml:space="preserve"> Business Plans Plus installs the operating system behind growth-stage service businesses. Start with a free 30-minute call at buildwithbpp.com/booking.</w:t>
       </w:r>
     </w:p>
     <w:sectPr>
